--- a/reporte/productos_formales/Producto_05_Preprocesamiento_Fraccionamiento.docx
+++ b/reporte/productos_formales/Producto_05_Preprocesamiento_Fraccionamiento.docx
@@ -262,11 +262,11 @@
         <w:spacing w:lineRule="exact" w:line="240" w:before="240" w:after="120"/>
         <w:rPr/>
       </w:pPr>
-      <w:bookmarkStart w:id="0" w:name="__RefHeading___Toc3114_2401388243"/>
+      <w:bookmarkStart w:id="0" w:name="__RefHeading___Toc3114_1895474408"/>
       <w:bookmarkEnd w:id="0"/>
       <w:r>
         <w:rPr>
-          <w:rFonts w:eastAsia="Arial" w:cs="Arial" w:ascii="Arial" w:hAnsi="Arial"/>
+          <w:rFonts w:eastAsia="Arial" w:cs="Arial"/>
           <w:b/>
           <w:bCs/>
           <w:color w:val="000000"/>
@@ -369,7 +369,7 @@
             </w:rPr>
             <w:fldChar w:fldCharType="separate"/>
           </w:r>
-          <w:hyperlink w:anchor="__RefHeading___Toc3114_2401388243">
+          <w:hyperlink w:anchor="__RefHeading___Toc3114_1895474408">
             <w:r>
               <w:rPr>
                 <w:rStyle w:val="IndexLink"/>
@@ -389,7 +389,7 @@
             </w:tabs>
             <w:rPr/>
           </w:pPr>
-          <w:hyperlink w:anchor="__RefHeading___Toc3116_2401388243">
+          <w:hyperlink w:anchor="__RefHeading___Toc3116_1895474408">
             <w:r>
               <w:rPr>
                 <w:rStyle w:val="IndexLink"/>
@@ -409,7 +409,7 @@
             </w:tabs>
             <w:rPr/>
           </w:pPr>
-          <w:hyperlink w:anchor="__RefHeading___Toc3118_2401388243">
+          <w:hyperlink w:anchor="__RefHeading___Toc3118_1895474408">
             <w:r>
               <w:rPr>
                 <w:rStyle w:val="IndexLink"/>
@@ -429,7 +429,7 @@
             </w:tabs>
             <w:rPr/>
           </w:pPr>
-          <w:hyperlink w:anchor="__RefHeading___Toc3120_2401388243">
+          <w:hyperlink w:anchor="__RefHeading___Toc3120_1895474408">
             <w:r>
               <w:rPr>
                 <w:rStyle w:val="IndexLink"/>
@@ -449,7 +449,7 @@
             </w:tabs>
             <w:rPr/>
           </w:pPr>
-          <w:hyperlink w:anchor="__RefHeading___Toc3122_2401388243">
+          <w:hyperlink w:anchor="__RefHeading___Toc3122_1895474408">
             <w:r>
               <w:rPr>
                 <w:rStyle w:val="IndexLink"/>
@@ -469,7 +469,7 @@
             </w:tabs>
             <w:rPr/>
           </w:pPr>
-          <w:hyperlink w:anchor="__RefHeading___Toc3124_2401388243">
+          <w:hyperlink w:anchor="__RefHeading___Toc3124_1895474408">
             <w:r>
               <w:rPr>
                 <w:rStyle w:val="IndexLink"/>
@@ -489,7 +489,7 @@
             </w:tabs>
             <w:rPr/>
           </w:pPr>
-          <w:hyperlink w:anchor="__RefHeading___Toc3126_2401388243">
+          <w:hyperlink w:anchor="__RefHeading___Toc3126_1895474408">
             <w:r>
               <w:rPr>
                 <w:rStyle w:val="IndexLink"/>
@@ -509,14 +509,14 @@
             </w:tabs>
             <w:rPr/>
           </w:pPr>
-          <w:hyperlink w:anchor="__RefHeading___Toc3128_2401388243">
+          <w:hyperlink w:anchor="__RefHeading___Toc3128_1895474408">
             <w:r>
               <w:rPr>
                 <w:rStyle w:val="IndexLink"/>
               </w:rPr>
               <w:t>3. Productos Alcanzados</w:t>
               <w:tab/>
-              <w:t>4</w:t>
+              <w:t>3</w:t>
             </w:r>
           </w:hyperlink>
         </w:p>
@@ -529,7 +529,7 @@
             </w:tabs>
             <w:rPr/>
           </w:pPr>
-          <w:hyperlink w:anchor="__RefHeading___Toc3130_2401388243">
+          <w:hyperlink w:anchor="__RefHeading___Toc3130_1895474408">
             <w:r>
               <w:rPr>
                 <w:rStyle w:val="IndexLink"/>
@@ -549,7 +549,7 @@
             </w:tabs>
             <w:rPr/>
           </w:pPr>
-          <w:hyperlink w:anchor="__RefHeading___Toc3132_2401388243">
+          <w:hyperlink w:anchor="__RefHeading___Toc3132_1895474408">
             <w:r>
               <w:rPr>
                 <w:rStyle w:val="IndexLink"/>
@@ -569,7 +569,7 @@
             </w:tabs>
             <w:rPr/>
           </w:pPr>
-          <w:hyperlink w:anchor="__RefHeading___Toc3134_2401388243">
+          <w:hyperlink w:anchor="__RefHeading___Toc3134_1895474408">
             <w:r>
               <w:rPr>
                 <w:rStyle w:val="IndexLink"/>
@@ -589,14 +589,14 @@
             </w:tabs>
             <w:rPr/>
           </w:pPr>
-          <w:hyperlink w:anchor="__RefHeading___Toc3136_2401388243">
+          <w:hyperlink w:anchor="__RefHeading___Toc3136_1895474408">
             <w:r>
               <w:rPr>
                 <w:rStyle w:val="IndexLink"/>
               </w:rPr>
               <w:t>3.4 División para evaluación</w:t>
               <w:tab/>
-              <w:t>5</w:t>
+              <w:t>4</w:t>
             </w:r>
           </w:hyperlink>
         </w:p>
@@ -609,7 +609,7 @@
             </w:tabs>
             <w:rPr/>
           </w:pPr>
-          <w:hyperlink w:anchor="__RefHeading___Toc3138_2401388243">
+          <w:hyperlink w:anchor="__RefHeading___Toc3138_1895474408">
             <w:r>
               <w:rPr>
                 <w:rStyle w:val="IndexLink"/>
@@ -629,7 +629,7 @@
             </w:tabs>
             <w:rPr/>
           </w:pPr>
-          <w:hyperlink w:anchor="__RefHeading___Toc3140_2401388243">
+          <w:hyperlink w:anchor="__RefHeading___Toc3140_1895474408">
             <w:r>
               <w:rPr>
                 <w:rStyle w:val="IndexLink"/>
@@ -649,7 +649,7 @@
             </w:tabs>
             <w:rPr/>
           </w:pPr>
-          <w:hyperlink w:anchor="__RefHeading___Toc3142_2401388243">
+          <w:hyperlink w:anchor="__RefHeading___Toc3142_1895474408">
             <w:r>
               <w:rPr>
                 <w:rStyle w:val="IndexLink"/>
@@ -669,7 +669,7 @@
             </w:tabs>
             <w:rPr/>
           </w:pPr>
-          <w:hyperlink w:anchor="__RefHeading___Toc3144_2401388243">
+          <w:hyperlink w:anchor="__RefHeading___Toc3144_1895474408">
             <w:r>
               <w:rPr>
                 <w:rStyle w:val="IndexLink"/>
@@ -689,7 +689,7 @@
             </w:tabs>
             <w:rPr/>
           </w:pPr>
-          <w:hyperlink w:anchor="__RefHeading___Toc3146_2401388243">
+          <w:hyperlink w:anchor="__RefHeading___Toc3146_1895474408">
             <w:r>
               <w:rPr>
                 <w:rStyle w:val="IndexLink"/>
@@ -709,7 +709,7 @@
             </w:tabs>
             <w:rPr/>
           </w:pPr>
-          <w:hyperlink w:anchor="__RefHeading___Toc3148_2401388243">
+          <w:hyperlink w:anchor="__RefHeading___Toc3148_1895474408">
             <w:r>
               <w:rPr>
                 <w:rStyle w:val="IndexLink"/>
@@ -729,7 +729,7 @@
             </w:tabs>
             <w:rPr/>
           </w:pPr>
-          <w:hyperlink w:anchor="__RefHeading___Toc3150_2401388243">
+          <w:hyperlink w:anchor="__RefHeading___Toc3150_1895474408">
             <w:r>
               <w:rPr>
                 <w:rStyle w:val="IndexLink"/>
@@ -749,7 +749,7 @@
             </w:tabs>
             <w:rPr/>
           </w:pPr>
-          <w:hyperlink w:anchor="__RefHeading___Toc3152_2401388243">
+          <w:hyperlink w:anchor="__RefHeading___Toc3152_1895474408">
             <w:r>
               <w:rPr>
                 <w:rStyle w:val="IndexLink"/>
@@ -769,7 +769,7 @@
             </w:tabs>
             <w:rPr/>
           </w:pPr>
-          <w:hyperlink w:anchor="__RefHeading___Toc3154_2401388243">
+          <w:hyperlink w:anchor="__RefHeading___Toc3154_1895474408">
             <w:r>
               <w:rPr>
                 <w:rStyle w:val="IndexLink"/>
@@ -789,7 +789,7 @@
             </w:tabs>
             <w:rPr/>
           </w:pPr>
-          <w:hyperlink w:anchor="__RefHeading___Toc3156_2401388243">
+          <w:hyperlink w:anchor="__RefHeading___Toc3156_1895474408">
             <w:r>
               <w:rPr>
                 <w:rStyle w:val="IndexLink"/>
@@ -809,7 +809,7 @@
             </w:tabs>
             <w:rPr/>
           </w:pPr>
-          <w:hyperlink w:anchor="__RefHeading___Toc3158_2401388243">
+          <w:hyperlink w:anchor="__RefHeading___Toc3158_1895474408">
             <w:r>
               <w:rPr>
                 <w:rStyle w:val="IndexLink"/>
@@ -829,7 +829,7 @@
             </w:tabs>
             <w:rPr/>
           </w:pPr>
-          <w:hyperlink w:anchor="__RefHeading___Toc3160_2401388243">
+          <w:hyperlink w:anchor="__RefHeading___Toc3160_1895474408">
             <w:r>
               <w:rPr>
                 <w:rStyle w:val="IndexLink"/>
@@ -869,11 +869,11 @@
         <w:spacing w:lineRule="exact" w:line="240" w:before="240" w:after="120"/>
         <w:rPr/>
       </w:pPr>
-      <w:bookmarkStart w:id="1" w:name="__RefHeading___Toc3116_2401388243"/>
+      <w:bookmarkStart w:id="1" w:name="__RefHeading___Toc3116_1895474408"/>
       <w:bookmarkEnd w:id="1"/>
       <w:r>
         <w:rPr>
-          <w:rFonts w:eastAsia="Arial" w:cs="Arial" w:ascii="Arial" w:hAnsi="Arial"/>
+          <w:rFonts w:eastAsia="Arial" w:cs="Arial"/>
           <w:b/>
           <w:bCs/>
           <w:color w:val="000000"/>
@@ -907,11 +907,11 @@
         <w:spacing w:lineRule="exact" w:line="240" w:before="240" w:after="120"/>
         <w:rPr/>
       </w:pPr>
-      <w:bookmarkStart w:id="2" w:name="__RefHeading___Toc3118_2401388243"/>
+      <w:bookmarkStart w:id="2" w:name="__RefHeading___Toc3118_1895474408"/>
       <w:bookmarkEnd w:id="2"/>
       <w:r>
         <w:rPr>
-          <w:rFonts w:eastAsia="Arial" w:cs="Arial" w:ascii="Arial" w:hAnsi="Arial"/>
+          <w:rFonts w:eastAsia="Arial" w:cs="Arial"/>
           <w:b/>
           <w:bCs/>
           <w:color w:val="000000"/>
@@ -945,11 +945,11 @@
         <w:spacing w:lineRule="exact" w:line="240" w:before="240" w:after="120"/>
         <w:rPr/>
       </w:pPr>
-      <w:bookmarkStart w:id="3" w:name="__RefHeading___Toc3120_2401388243"/>
+      <w:bookmarkStart w:id="3" w:name="__RefHeading___Toc3120_1895474408"/>
       <w:bookmarkEnd w:id="3"/>
       <w:r>
         <w:rPr>
-          <w:rFonts w:eastAsia="Arial" w:cs="Arial" w:ascii="Arial" w:hAnsi="Arial"/>
+          <w:rFonts w:eastAsia="Arial" w:cs="Arial"/>
           <w:b/>
           <w:bCs/>
           <w:color w:val="000000"/>
@@ -2259,11 +2259,11 @@
         <w:spacing w:lineRule="exact" w:line="240" w:before="240" w:after="120"/>
         <w:rPr/>
       </w:pPr>
-      <w:bookmarkStart w:id="4" w:name="__RefHeading___Toc3122_2401388243"/>
+      <w:bookmarkStart w:id="4" w:name="__RefHeading___Toc3122_1895474408"/>
       <w:bookmarkEnd w:id="4"/>
       <w:r>
         <w:rPr>
-          <w:rFonts w:eastAsia="Arial" w:cs="Arial" w:ascii="Arial" w:hAnsi="Arial"/>
+          <w:rFonts w:eastAsia="Arial" w:cs="Arial"/>
           <w:b/>
           <w:bCs/>
           <w:color w:val="000000"/>
@@ -2836,11 +2836,11 @@
         <w:spacing w:lineRule="exact" w:line="240" w:before="240" w:after="120"/>
         <w:rPr/>
       </w:pPr>
-      <w:bookmarkStart w:id="5" w:name="__RefHeading___Toc3124_2401388243"/>
+      <w:bookmarkStart w:id="5" w:name="__RefHeading___Toc3124_1895474408"/>
       <w:bookmarkEnd w:id="5"/>
       <w:r>
         <w:rPr>
-          <w:rFonts w:eastAsia="Arial" w:cs="Arial" w:ascii="Arial" w:hAnsi="Arial"/>
+          <w:rFonts w:eastAsia="Arial" w:cs="Arial"/>
           <w:b/>
           <w:bCs/>
           <w:color w:val="000000"/>
@@ -2874,11 +2874,11 @@
         <w:spacing w:lineRule="exact" w:line="240" w:before="240" w:after="120"/>
         <w:rPr/>
       </w:pPr>
-      <w:bookmarkStart w:id="6" w:name="__RefHeading___Toc3126_2401388243"/>
+      <w:bookmarkStart w:id="6" w:name="__RefHeading___Toc3126_1895474408"/>
       <w:bookmarkEnd w:id="6"/>
       <w:r>
         <w:rPr>
-          <w:rFonts w:eastAsia="Arial" w:cs="Arial" w:ascii="Arial" w:hAnsi="Arial"/>
+          <w:rFonts w:eastAsia="Arial" w:cs="Arial"/>
           <w:b/>
           <w:bCs/>
           <w:color w:val="000000"/>
@@ -2912,11 +2912,11 @@
         <w:spacing w:lineRule="exact" w:line="240" w:before="240" w:after="120"/>
         <w:rPr/>
       </w:pPr>
-      <w:bookmarkStart w:id="7" w:name="__RefHeading___Toc3128_2401388243"/>
+      <w:bookmarkStart w:id="7" w:name="__RefHeading___Toc3128_1895474408"/>
       <w:bookmarkEnd w:id="7"/>
       <w:r>
         <w:rPr>
-          <w:rFonts w:eastAsia="Arial" w:cs="Arial" w:ascii="Arial" w:hAnsi="Arial"/>
+          <w:rFonts w:eastAsia="Arial" w:cs="Arial"/>
           <w:b/>
           <w:bCs/>
           <w:color w:val="000000"/>
@@ -2932,11 +2932,11 @@
         <w:spacing w:lineRule="exact" w:line="240" w:before="180" w:after="80"/>
         <w:rPr/>
       </w:pPr>
-      <w:bookmarkStart w:id="8" w:name="__RefHeading___Toc3130_2401388243"/>
+      <w:bookmarkStart w:id="8" w:name="__RefHeading___Toc3130_1895474408"/>
       <w:bookmarkEnd w:id="8"/>
       <w:r>
         <w:rPr>
-          <w:rFonts w:eastAsia="Arial" w:cs="Arial" w:ascii="Arial" w:hAnsi="Arial"/>
+          <w:rFonts w:eastAsia="Arial" w:cs="Arial"/>
           <w:b/>
           <w:bCs/>
           <w:color w:val="000000"/>
@@ -2970,11 +2970,11 @@
         <w:spacing w:lineRule="exact" w:line="240" w:before="180" w:after="80"/>
         <w:rPr/>
       </w:pPr>
-      <w:bookmarkStart w:id="9" w:name="__RefHeading___Toc3132_2401388243"/>
+      <w:bookmarkStart w:id="9" w:name="__RefHeading___Toc3132_1895474408"/>
       <w:bookmarkEnd w:id="9"/>
       <w:r>
         <w:rPr>
-          <w:rFonts w:eastAsia="Arial" w:cs="Arial" w:ascii="Arial" w:hAnsi="Arial"/>
+          <w:rFonts w:eastAsia="Arial" w:cs="Arial"/>
           <w:b/>
           <w:bCs/>
           <w:color w:val="000000"/>
@@ -3008,11 +3008,11 @@
         <w:spacing w:lineRule="exact" w:line="240" w:before="180" w:after="80"/>
         <w:rPr/>
       </w:pPr>
-      <w:bookmarkStart w:id="10" w:name="__RefHeading___Toc3134_2401388243"/>
+      <w:bookmarkStart w:id="10" w:name="__RefHeading___Toc3134_1895474408"/>
       <w:bookmarkEnd w:id="10"/>
       <w:r>
         <w:rPr>
-          <w:rFonts w:eastAsia="Arial" w:cs="Arial" w:ascii="Arial" w:hAnsi="Arial"/>
+          <w:rFonts w:eastAsia="Arial" w:cs="Arial"/>
           <w:b/>
           <w:bCs/>
           <w:color w:val="000000"/>
@@ -3578,11 +3578,11 @@
         <w:spacing w:lineRule="exact" w:line="240" w:before="180" w:after="80"/>
         <w:rPr/>
       </w:pPr>
-      <w:bookmarkStart w:id="11" w:name="__RefHeading___Toc3136_2401388243"/>
+      <w:bookmarkStart w:id="11" w:name="__RefHeading___Toc3136_1895474408"/>
       <w:bookmarkEnd w:id="11"/>
       <w:r>
         <w:rPr>
-          <w:rFonts w:eastAsia="Arial" w:cs="Arial" w:ascii="Arial" w:hAnsi="Arial"/>
+          <w:rFonts w:eastAsia="Arial" w:cs="Arial"/>
           <w:b/>
           <w:bCs/>
           <w:color w:val="000000"/>
@@ -3616,11 +3616,11 @@
         <w:spacing w:lineRule="exact" w:line="240" w:before="240" w:after="120"/>
         <w:rPr/>
       </w:pPr>
-      <w:bookmarkStart w:id="12" w:name="__RefHeading___Toc3138_2401388243"/>
+      <w:bookmarkStart w:id="12" w:name="__RefHeading___Toc3138_1895474408"/>
       <w:bookmarkEnd w:id="12"/>
       <w:r>
         <w:rPr>
-          <w:rFonts w:eastAsia="Arial" w:cs="Arial" w:ascii="Arial" w:hAnsi="Arial"/>
+          <w:rFonts w:eastAsia="Arial" w:cs="Arial"/>
           <w:b/>
           <w:bCs/>
           <w:color w:val="000000"/>
@@ -3716,11 +3716,11 @@
         <w:spacing w:lineRule="exact" w:line="240" w:before="240" w:after="120"/>
         <w:rPr/>
       </w:pPr>
-      <w:bookmarkStart w:id="13" w:name="__RefHeading___Toc3140_2401388243"/>
+      <w:bookmarkStart w:id="13" w:name="__RefHeading___Toc3140_1895474408"/>
       <w:bookmarkEnd w:id="13"/>
       <w:r>
         <w:rPr>
-          <w:rFonts w:eastAsia="Arial" w:cs="Arial" w:ascii="Arial" w:hAnsi="Arial"/>
+          <w:rFonts w:eastAsia="Arial" w:cs="Arial"/>
           <w:b/>
           <w:bCs/>
           <w:color w:val="000000"/>
@@ -3754,11 +3754,11 @@
         <w:spacing w:lineRule="exact" w:line="240" w:before="240" w:after="120"/>
         <w:rPr/>
       </w:pPr>
-      <w:bookmarkStart w:id="14" w:name="__RefHeading___Toc3142_2401388243"/>
+      <w:bookmarkStart w:id="14" w:name="__RefHeading___Toc3142_1895474408"/>
       <w:bookmarkEnd w:id="14"/>
       <w:r>
         <w:rPr>
-          <w:rFonts w:eastAsia="Arial" w:cs="Arial" w:ascii="Arial" w:hAnsi="Arial"/>
+          <w:rFonts w:eastAsia="Arial" w:cs="Arial"/>
           <w:b/>
           <w:bCs/>
           <w:color w:val="000000"/>
@@ -3814,11 +3814,11 @@
         <w:spacing w:lineRule="exact" w:line="240" w:before="240" w:after="120"/>
         <w:rPr/>
       </w:pPr>
-      <w:bookmarkStart w:id="15" w:name="__RefHeading___Toc3144_2401388243"/>
+      <w:bookmarkStart w:id="15" w:name="__RefHeading___Toc3144_1895474408"/>
       <w:bookmarkEnd w:id="15"/>
       <w:r>
         <w:rPr>
-          <w:rFonts w:eastAsia="Arial" w:cs="Arial" w:ascii="Arial" w:hAnsi="Arial"/>
+          <w:rFonts w:eastAsia="Arial" w:cs="Arial"/>
           <w:b/>
           <w:bCs/>
           <w:color w:val="000000"/>
@@ -3852,11 +3852,11 @@
         <w:spacing w:lineRule="exact" w:line="240" w:before="240" w:after="120"/>
         <w:rPr/>
       </w:pPr>
-      <w:bookmarkStart w:id="16" w:name="__RefHeading___Toc3146_2401388243"/>
+      <w:bookmarkStart w:id="16" w:name="__RefHeading___Toc3146_1895474408"/>
       <w:bookmarkEnd w:id="16"/>
       <w:r>
         <w:rPr>
-          <w:rFonts w:eastAsia="Arial" w:cs="Arial" w:ascii="Arial" w:hAnsi="Arial"/>
+          <w:rFonts w:eastAsia="Arial" w:cs="Arial"/>
           <w:b/>
           <w:bCs/>
           <w:color w:val="000000"/>
@@ -3969,14 +3969,13 @@
     <w:p>
       <w:pPr>
         <w:pStyle w:val="Heading1"/>
-        <w:spacing w:lineRule="auto" w:line="240" w:before="0" w:after="60"/>
-        <w:rPr/>
-      </w:pPr>
-      <w:bookmarkStart w:id="17" w:name="__RefHeading___Toc3148_2401388243"/>
+        <w:spacing w:lineRule="auto" w:line="240" w:before="240" w:after="60"/>
+        <w:rPr/>
+      </w:pPr>
+      <w:bookmarkStart w:id="17" w:name="__RefHeading___Toc3148_1895474408"/>
       <w:bookmarkEnd w:id="17"/>
       <w:r>
         <w:rPr>
-          <w:rFonts w:ascii="Arial" w:hAnsi="Arial"/>
           <w:b/>
           <w:sz w:val="22"/>
         </w:rPr>
@@ -4000,14 +3999,13 @@
     <w:p>
       <w:pPr>
         <w:pStyle w:val="Heading2"/>
-        <w:spacing w:lineRule="auto" w:line="240" w:before="0" w:after="60"/>
-        <w:rPr/>
-      </w:pPr>
-      <w:bookmarkStart w:id="18" w:name="__RefHeading___Toc3150_2401388243"/>
+        <w:spacing w:lineRule="auto" w:line="240" w:before="180" w:after="60"/>
+        <w:rPr/>
+      </w:pPr>
+      <w:bookmarkStart w:id="18" w:name="__RefHeading___Toc3150_1895474408"/>
       <w:bookmarkEnd w:id="18"/>
       <w:r>
         <w:rPr>
-          <w:rFonts w:ascii="Arial" w:hAnsi="Arial"/>
           <w:b/>
           <w:sz w:val="22"/>
         </w:rPr>
@@ -4564,14 +4562,13 @@
     <w:p>
       <w:pPr>
         <w:pStyle w:val="Heading2"/>
-        <w:spacing w:lineRule="auto" w:line="240" w:before="0" w:after="60"/>
-        <w:rPr/>
-      </w:pPr>
-      <w:bookmarkStart w:id="19" w:name="__RefHeading___Toc3152_2401388243"/>
+        <w:spacing w:lineRule="auto" w:line="240" w:before="180" w:after="60"/>
+        <w:rPr/>
+      </w:pPr>
+      <w:bookmarkStart w:id="19" w:name="__RefHeading___Toc3152_1895474408"/>
       <w:bookmarkEnd w:id="19"/>
       <w:r>
         <w:rPr>
-          <w:rFonts w:ascii="Arial" w:hAnsi="Arial"/>
           <w:b/>
           <w:sz w:val="22"/>
         </w:rPr>
@@ -4591,7 +4588,7 @@
           <wp:inline distT="0" distB="0" distL="0" distR="0">
             <wp:extent cx="5577840" cy="3150235"/>
             <wp:effectExtent l="0" t="0" r="0" b="0"/>
-            <wp:docPr id="2" name="Picture 2" descr=""/>
+            <wp:docPr id="2" name="Picture 7" descr=""/>
             <wp:cNvGraphicFramePr>
               <a:graphicFrameLocks xmlns:a="http://schemas.openxmlformats.org/drawingml/2006/main" noChangeAspect="1"/>
             </wp:cNvGraphicFramePr>
@@ -4599,7 +4596,7 @@
               <a:graphicData uri="http://schemas.openxmlformats.org/drawingml/2006/picture">
                 <pic:pic xmlns:pic="http://schemas.openxmlformats.org/drawingml/2006/picture">
                   <pic:nvPicPr>
-                    <pic:cNvPr id="2" name="Picture 2" descr=""/>
+                    <pic:cNvPr id="2" name="Picture 7" descr=""/>
                     <pic:cNvPicPr>
                       <a:picLocks noChangeAspect="1" noChangeArrowheads="1"/>
                     </pic:cNvPicPr>
@@ -4629,14 +4626,13 @@
     <w:p>
       <w:pPr>
         <w:pStyle w:val="Heading2"/>
-        <w:spacing w:lineRule="auto" w:line="240" w:before="0" w:after="60"/>
-        <w:rPr/>
-      </w:pPr>
-      <w:bookmarkStart w:id="20" w:name="__RefHeading___Toc3154_2401388243"/>
+        <w:spacing w:lineRule="auto" w:line="240" w:before="180" w:after="60"/>
+        <w:rPr/>
+      </w:pPr>
+      <w:bookmarkStart w:id="20" w:name="__RefHeading___Toc3154_1895474408"/>
       <w:bookmarkEnd w:id="20"/>
       <w:r>
         <w:rPr>
-          <w:rFonts w:ascii="Arial" w:hAnsi="Arial"/>
           <w:b/>
           <w:sz w:val="22"/>
         </w:rPr>
@@ -4656,7 +4652,7 @@
           <wp:inline distT="0" distB="0" distL="0" distR="0">
             <wp:extent cx="5577840" cy="3222625"/>
             <wp:effectExtent l="0" t="0" r="0" b="0"/>
-            <wp:docPr id="3" name="Picture 3" descr=""/>
+            <wp:docPr id="3" name="Picture 8" descr=""/>
             <wp:cNvGraphicFramePr>
               <a:graphicFrameLocks xmlns:a="http://schemas.openxmlformats.org/drawingml/2006/main" noChangeAspect="1"/>
             </wp:cNvGraphicFramePr>
@@ -4664,7 +4660,7 @@
               <a:graphicData uri="http://schemas.openxmlformats.org/drawingml/2006/picture">
                 <pic:pic xmlns:pic="http://schemas.openxmlformats.org/drawingml/2006/picture">
                   <pic:nvPicPr>
-                    <pic:cNvPr id="3" name="Picture 3" descr=""/>
+                    <pic:cNvPr id="3" name="Picture 8" descr=""/>
                     <pic:cNvPicPr>
                       <a:picLocks noChangeAspect="1" noChangeArrowheads="1"/>
                     </pic:cNvPicPr>
@@ -4694,14 +4690,13 @@
     <w:p>
       <w:pPr>
         <w:pStyle w:val="Heading2"/>
-        <w:spacing w:lineRule="auto" w:line="240" w:before="0" w:after="60"/>
-        <w:rPr/>
-      </w:pPr>
-      <w:bookmarkStart w:id="21" w:name="__RefHeading___Toc3156_2401388243"/>
+        <w:spacing w:lineRule="auto" w:line="240" w:before="180" w:after="60"/>
+        <w:rPr/>
+      </w:pPr>
+      <w:bookmarkStart w:id="21" w:name="__RefHeading___Toc3156_1895474408"/>
       <w:bookmarkEnd w:id="21"/>
       <w:r>
         <w:rPr>
-          <w:rFonts w:ascii="Arial" w:hAnsi="Arial"/>
           <w:b/>
           <w:sz w:val="22"/>
         </w:rPr>
@@ -4739,14 +4734,13 @@
     <w:p>
       <w:pPr>
         <w:pStyle w:val="Heading2"/>
-        <w:spacing w:lineRule="auto" w:line="240" w:before="0" w:after="60"/>
-        <w:rPr/>
-      </w:pPr>
-      <w:bookmarkStart w:id="22" w:name="__RefHeading___Toc3158_2401388243"/>
+        <w:spacing w:lineRule="auto" w:line="240" w:before="180" w:after="60"/>
+        <w:rPr/>
+      </w:pPr>
+      <w:bookmarkStart w:id="22" w:name="__RefHeading___Toc3158_1895474408"/>
       <w:bookmarkEnd w:id="22"/>
       <w:r>
         <w:rPr>
-          <w:rFonts w:ascii="Arial" w:hAnsi="Arial"/>
           <w:b/>
           <w:sz w:val="22"/>
         </w:rPr>
@@ -4773,11 +4767,11 @@
         <w:spacing w:lineRule="exact" w:line="240" w:before="240" w:after="120"/>
         <w:rPr/>
       </w:pPr>
-      <w:bookmarkStart w:id="23" w:name="__RefHeading___Toc3160_2401388243"/>
+      <w:bookmarkStart w:id="23" w:name="__RefHeading___Toc3160_1895474408"/>
       <w:bookmarkEnd w:id="23"/>
       <w:r>
         <w:rPr>
-          <w:rFonts w:eastAsia="Arial" w:cs="Arial" w:ascii="Arial" w:hAnsi="Arial"/>
+          <w:rFonts w:eastAsia="Arial" w:cs="Arial"/>
           <w:b/>
           <w:bCs/>
           <w:color w:val="000000"/>
@@ -5382,7 +5376,7 @@
       </w:pPr>
     </w:pPrDefault>
   </w:docDefaults>
-  <w:style w:type="paragraph" w:styleId="Normal">
+  <w:style w:type="paragraph" w:styleId="Normal" w:default="1">
     <w:name w:val="Normal"/>
     <w:qFormat/>
     <w:pPr>
@@ -5402,7 +5396,8 @@
   </w:style>
   <w:style w:type="paragraph" w:styleId="Heading1">
     <w:name w:val="Heading 1"/>
-    <w:basedOn w:val="Heading"/>
+    <w:basedOn w:val="Normal"/>
+    <w:next w:val="Normal"/>
     <w:qFormat/>
     <w:pPr>
       <w:spacing w:lineRule="exact" w:line="240" w:before="240" w:after="120"/>
@@ -5419,7 +5414,8 @@
   </w:style>
   <w:style w:type="paragraph" w:styleId="Heading2">
     <w:name w:val="Heading 2"/>
-    <w:basedOn w:val="Heading"/>
+    <w:basedOn w:val="Normal"/>
+    <w:next w:val="Normal"/>
     <w:qFormat/>
     <w:pPr>
       <w:spacing w:lineRule="exact" w:line="240" w:before="180" w:after="80"/>
@@ -5436,7 +5432,8 @@
   </w:style>
   <w:style w:type="paragraph" w:styleId="Heading3">
     <w:name w:val="Heading 3"/>
-    <w:basedOn w:val="Heading"/>
+    <w:basedOn w:val="Normal"/>
+    <w:next w:val="Normal"/>
     <w:qFormat/>
     <w:pPr/>
     <w:rPr>
@@ -5447,7 +5444,8 @@
   </w:style>
   <w:style w:type="paragraph" w:styleId="Heading4">
     <w:name w:val="Heading 4"/>
-    <w:basedOn w:val="Heading"/>
+    <w:basedOn w:val="Normal"/>
+    <w:next w:val="Normal"/>
     <w:qFormat/>
     <w:pPr/>
     <w:rPr>
@@ -5458,7 +5456,8 @@
   </w:style>
   <w:style w:type="paragraph" w:styleId="Heading5">
     <w:name w:val="Heading 5"/>
-    <w:basedOn w:val="Heading"/>
+    <w:basedOn w:val="Normal"/>
+    <w:next w:val="Normal"/>
     <w:qFormat/>
     <w:pPr/>
     <w:rPr>
@@ -5467,7 +5466,8 @@
   </w:style>
   <w:style w:type="paragraph" w:styleId="Heading6">
     <w:name w:val="Heading 6"/>
-    <w:basedOn w:val="Heading"/>
+    <w:basedOn w:val="Normal"/>
+    <w:next w:val="Normal"/>
     <w:qFormat/>
     <w:pPr/>
     <w:rPr>
@@ -5604,7 +5604,8 @@
   </w:style>
   <w:style w:type="paragraph" w:styleId="Title">
     <w:name w:val="Title"/>
-    <w:basedOn w:val="Heading"/>
+    <w:basedOn w:val="Normal"/>
+    <w:next w:val="Normal"/>
     <w:qFormat/>
     <w:pPr/>
     <w:rPr>
@@ -5614,41 +5615,21 @@
   </w:style>
   <w:style w:type="paragraph" w:styleId="StrongEmphasis">
     <w:name w:val="Strong Emphasis"/>
+    <w:basedOn w:val="Normal"/>
+    <w:next w:val="Normal"/>
     <w:qFormat/>
-    <w:pPr>
-      <w:widowControl/>
-      <w:bidi w:val="0"/>
-      <w:spacing w:before="0" w:after="0"/>
-      <w:jc w:val="left"/>
-    </w:pPr>
+    <w:pPr/>
     <w:rPr>
-      <w:rFonts w:ascii="Arial" w:hAnsi="Arial" w:eastAsia="Arial" w:cs="Arial"/>
       <w:b/>
       <w:bCs/>
-      <w:color w:val="000000"/>
-      <w:kern w:val="0"/>
-      <w:sz w:val="22"/>
-      <w:szCs w:val="22"/>
-      <w:lang w:val="en-US" w:eastAsia="zh-CN" w:bidi="hi-IN"/>
     </w:rPr>
   </w:style>
   <w:style w:type="paragraph" w:styleId="ListParagraph">
     <w:name w:val="List Paragraph"/>
+    <w:basedOn w:val="Normal"/>
     <w:qFormat/>
-    <w:pPr>
-      <w:widowControl/>
-      <w:bidi w:val="0"/>
-      <w:spacing w:before="0" w:after="0"/>
-      <w:jc w:val="left"/>
-    </w:pPr>
-    <w:rPr>
-      <w:rFonts w:ascii="Arial" w:hAnsi="Arial" w:eastAsia="Arial" w:cs="Arial"/>
-      <w:color w:val="000000"/>
-      <w:kern w:val="0"/>
-      <w:sz w:val="22"/>
-      <w:szCs w:val="22"/>
-      <w:lang w:val="en-US" w:eastAsia="zh-CN" w:bidi="hi-IN"/>
-    </w:rPr>
+    <w:pPr/>
+    <w:rPr/>
   </w:style>
   <w:style w:type="paragraph" w:styleId="FootnoteText">
     <w:name w:val="Footnote Text"/>
@@ -5998,13 +5979,27 @@
       <w:szCs w:val="22"/>
     </w:rPr>
   </w:style>
+  <w:style w:type="table" w:default="1" w:styleId="TableNormal">
+    <w:name w:val="Normal Table"/>
+    <w:uiPriority w:val="99"/>
+    <w:semiHidden/>
+    <w:unhideWhenUsed/>
+    <w:tblPr>
+      <w:tblCellMar>
+        <w:top w:w="0" w:type="dxa"/>
+        <w:left w:w="108" w:type="dxa"/>
+        <w:bottom w:w="0" w:type="dxa"/>
+        <w:right w:w="108" w:type="dxa"/>
+      </w:tblCellMar>
+    </w:tblPr>
+  </w:style>
 </w:styles>
 </file>
 
 <file path=word/theme/theme1.xml><?xml version="1.0" encoding="utf-8"?>
-<a:theme xmlns:a="http://schemas.openxmlformats.org/drawingml/2006/main" xmlns:r="http://schemas.openxmlformats.org/officeDocument/2006/relationships" name="Office">
+<a:theme xmlns:a="http://schemas.openxmlformats.org/drawingml/2006/main" xmlns:r="http://schemas.openxmlformats.org/officeDocument/2006/relationships" name="Office Theme">
   <a:themeElements>
-    <a:clrScheme name="LibreOffice">
+    <a:clrScheme name="Office">
       <a:dk1>
         <a:srgbClr val="000000"/>
       </a:dk1>
@@ -6012,46 +6007,46 @@
         <a:srgbClr val="ffffff"/>
       </a:lt1>
       <a:dk2>
-        <a:srgbClr val="000000"/>
+        <a:srgbClr val="44546a"/>
       </a:dk2>
       <a:lt2>
-        <a:srgbClr val="ffffff"/>
+        <a:srgbClr val="e7e6e6"/>
       </a:lt2>
       <a:accent1>
-        <a:srgbClr val="18a303"/>
+        <a:srgbClr val="4472c4"/>
       </a:accent1>
       <a:accent2>
-        <a:srgbClr val="0369a3"/>
+        <a:srgbClr val="ed7d31"/>
       </a:accent2>
       <a:accent3>
-        <a:srgbClr val="a33e03"/>
+        <a:srgbClr val="a5a5a5"/>
       </a:accent3>
       <a:accent4>
-        <a:srgbClr val="8e03a3"/>
+        <a:srgbClr val="ffc000"/>
       </a:accent4>
       <a:accent5>
-        <a:srgbClr val="c99c00"/>
+        <a:srgbClr val="5b9bd5"/>
       </a:accent5>
       <a:accent6>
-        <a:srgbClr val="c9211e"/>
+        <a:srgbClr val="70ad47"/>
       </a:accent6>
       <a:hlink>
-        <a:srgbClr val="0000ee"/>
+        <a:srgbClr val="0563c1"/>
       </a:hlink>
       <a:folHlink>
-        <a:srgbClr val="551a8b"/>
+        <a:srgbClr val="954f72"/>
       </a:folHlink>
     </a:clrScheme>
     <a:fontScheme name="Office">
       <a:majorFont>
-        <a:latin typeface="Arial" pitchFamily="0" charset="1"/>
-        <a:ea typeface="DejaVu Sans" pitchFamily="0" charset="1"/>
-        <a:cs typeface="DejaVu Sans" pitchFamily="0" charset="1"/>
+        <a:latin typeface="Calibri Light" panose="020F0302020204030204" pitchFamily="0" charset="1"/>
+        <a:ea typeface=""/>
+        <a:cs typeface=""/>
       </a:majorFont>
       <a:minorFont>
-        <a:latin typeface="Arial" pitchFamily="0" charset="1"/>
-        <a:ea typeface="DejaVu Sans" pitchFamily="0" charset="1"/>
-        <a:cs typeface="DejaVu Sans" pitchFamily="0" charset="1"/>
+        <a:latin typeface="Calibri" panose="020F0502020204030204" pitchFamily="0" charset="1"/>
+        <a:ea typeface=""/>
+        <a:cs typeface=""/>
       </a:minorFont>
     </a:fontScheme>
     <a:fmtScheme>
@@ -6059,25 +6054,67 @@
         <a:solidFill>
           <a:schemeClr val="phClr"/>
         </a:solidFill>
-        <a:solidFill>
-          <a:schemeClr val="phClr"/>
-        </a:solidFill>
-        <a:solidFill>
-          <a:schemeClr val="phClr"/>
-        </a:solidFill>
+        <a:gradFill>
+          <a:gsLst>
+            <a:gs pos="0">
+              <a:schemeClr val="phClr">
+                <a:lumMod val="110000"/>
+                <a:tint val="67000"/>
+              </a:schemeClr>
+            </a:gs>
+            <a:gs pos="50000">
+              <a:schemeClr val="phClr">
+                <a:lumMod val="105000"/>
+                <a:tint val="73000"/>
+              </a:schemeClr>
+            </a:gs>
+            <a:gs pos="100000">
+              <a:schemeClr val="phClr">
+                <a:lumMod val="105000"/>
+                <a:tint val="81000"/>
+              </a:schemeClr>
+            </a:gs>
+          </a:gsLst>
+          <a:lin ang="5400000" scaled="0"/>
+          <a:tileRect l="0" t="0" r="0" b="0"/>
+        </a:gradFill>
+        <a:gradFill>
+          <a:gsLst>
+            <a:gs pos="0">
+              <a:schemeClr val="phClr">
+                <a:lumMod val="102000"/>
+                <a:tint val="94000"/>
+              </a:schemeClr>
+            </a:gs>
+            <a:gs pos="50000">
+              <a:schemeClr val="phClr">
+                <a:lumMod val="100000"/>
+                <a:shade val="100000"/>
+              </a:schemeClr>
+            </a:gs>
+            <a:gs pos="100000">
+              <a:schemeClr val="phClr">
+                <a:lumMod val="99000"/>
+                <a:shade val="78000"/>
+              </a:schemeClr>
+            </a:gs>
+          </a:gsLst>
+          <a:lin ang="5400000" scaled="0"/>
+          <a:tileRect l="0" t="0" r="0" b="0"/>
+        </a:gradFill>
       </a:fillStyleLst>
       <a:lnStyleLst>
         <a:ln w="6350" cap="flat" cmpd="sng" algn="ctr">
           <a:prstDash val="solid"/>
-          <a:miter/>
+          <a:miter lim="800000"/>
         </a:ln>
-        <a:ln w="6350" cap="flat" cmpd="sng" algn="ctr">
+        <a:ln w="12700" cap="flat" cmpd="sng" algn="ctr">
           <a:prstDash val="solid"/>
-          <a:miter/>
+          <a:miter lim="800000"/>
         </a:ln>
-        <a:ln w="6350" cap="flat" cmpd="sng" algn="ctr">
+        <a:ln w="19050" cap="flat" cmpd="sng" algn="ctr">
           <a:prstDash val="solid"/>
-          <a:miter/>
+          <a:miter lim="800000"/>
         </a:ln>
       </a:lnStyleLst>
       <a:effectStyleLst>
@@ -6096,11 +6133,35 @@
           <a:schemeClr val="phClr"/>
         </a:solidFill>
         <a:solidFill>
-          <a:schemeClr val="phClr"/>
+          <a:schemeClr val="phClr">
+            <a:tint val="95000"/>
+          </a:schemeClr>
         </a:solidFill>
-        <a:solidFill>
-          <a:schemeClr val="phClr"/>
-        </a:solidFill>
+        <a:gradFill>
+          <a:gsLst>
+            <a:gs pos="0">
+              <a:schemeClr val="phClr">
+                <a:tint val="93000"/>
+                <a:shade val="98000"/>
+                <a:lumMod val="102000"/>
+              </a:schemeClr>
+            </a:gs>
+            <a:gs pos="50000">
+              <a:schemeClr val="phClr">
+                <a:tint val="98000"/>
+                <a:shade val="90000"/>
+                <a:lumMod val="103000"/>
+              </a:schemeClr>
+            </a:gs>
+            <a:gs pos="100000">
+              <a:schemeClr val="phClr">
+                <a:shade val="63000"/>
+              </a:schemeClr>
+            </a:gs>
+          </a:gsLst>
+          <a:lin ang="5400000" scaled="0"/>
+          <a:tileRect l="0" t="0" r="0" b="0"/>
+        </a:gradFill>
       </a:bgFillStyleLst>
     </a:fmtScheme>
   </a:themeElements>

--- a/reporte/productos_formales/Producto_05_Preprocesamiento_Fraccionamiento.docx
+++ b/reporte/productos_formales/Producto_05_Preprocesamiento_Fraccionamiento.docx
@@ -262,7 +262,7 @@
         <w:spacing w:lineRule="exact" w:line="240" w:before="240" w:after="120"/>
         <w:rPr/>
       </w:pPr>
-      <w:bookmarkStart w:id="0" w:name="__RefHeading___Toc3114_1895474408"/>
+      <w:bookmarkStart w:id="0" w:name="__RefHeading___Toc3114_3839441660"/>
       <w:bookmarkEnd w:id="0"/>
       <w:r>
         <w:rPr>
@@ -369,7 +369,7 @@
             </w:rPr>
             <w:fldChar w:fldCharType="separate"/>
           </w:r>
-          <w:hyperlink w:anchor="__RefHeading___Toc3114_1895474408">
+          <w:hyperlink w:anchor="__RefHeading___Toc3114_3839441660">
             <w:r>
               <w:rPr>
                 <w:rStyle w:val="IndexLink"/>
@@ -389,7 +389,7 @@
             </w:tabs>
             <w:rPr/>
           </w:pPr>
-          <w:hyperlink w:anchor="__RefHeading___Toc3116_1895474408">
+          <w:hyperlink w:anchor="__RefHeading___Toc3116_3839441660">
             <w:r>
               <w:rPr>
                 <w:rStyle w:val="IndexLink"/>
@@ -409,7 +409,7 @@
             </w:tabs>
             <w:rPr/>
           </w:pPr>
-          <w:hyperlink w:anchor="__RefHeading___Toc3118_1895474408">
+          <w:hyperlink w:anchor="__RefHeading___Toc3118_3839441660">
             <w:r>
               <w:rPr>
                 <w:rStyle w:val="IndexLink"/>
@@ -429,7 +429,7 @@
             </w:tabs>
             <w:rPr/>
           </w:pPr>
-          <w:hyperlink w:anchor="__RefHeading___Toc3120_1895474408">
+          <w:hyperlink w:anchor="__RefHeading___Toc3120_3839441660">
             <w:r>
               <w:rPr>
                 <w:rStyle w:val="IndexLink"/>
@@ -449,7 +449,7 @@
             </w:tabs>
             <w:rPr/>
           </w:pPr>
-          <w:hyperlink w:anchor="__RefHeading___Toc3122_1895474408">
+          <w:hyperlink w:anchor="__RefHeading___Toc3122_3839441660">
             <w:r>
               <w:rPr>
                 <w:rStyle w:val="IndexLink"/>
@@ -469,7 +469,7 @@
             </w:tabs>
             <w:rPr/>
           </w:pPr>
-          <w:hyperlink w:anchor="__RefHeading___Toc3124_1895474408">
+          <w:hyperlink w:anchor="__RefHeading___Toc3124_3839441660">
             <w:r>
               <w:rPr>
                 <w:rStyle w:val="IndexLink"/>
@@ -489,7 +489,7 @@
             </w:tabs>
             <w:rPr/>
           </w:pPr>
-          <w:hyperlink w:anchor="__RefHeading___Toc3126_1895474408">
+          <w:hyperlink w:anchor="__RefHeading___Toc3126_3839441660">
             <w:r>
               <w:rPr>
                 <w:rStyle w:val="IndexLink"/>
@@ -509,7 +509,7 @@
             </w:tabs>
             <w:rPr/>
           </w:pPr>
-          <w:hyperlink w:anchor="__RefHeading___Toc3128_1895474408">
+          <w:hyperlink w:anchor="__RefHeading___Toc3128_3839441660">
             <w:r>
               <w:rPr>
                 <w:rStyle w:val="IndexLink"/>
@@ -529,7 +529,7 @@
             </w:tabs>
             <w:rPr/>
           </w:pPr>
-          <w:hyperlink w:anchor="__RefHeading___Toc3130_1895474408">
+          <w:hyperlink w:anchor="__RefHeading___Toc3130_3839441660">
             <w:r>
               <w:rPr>
                 <w:rStyle w:val="IndexLink"/>
@@ -549,7 +549,7 @@
             </w:tabs>
             <w:rPr/>
           </w:pPr>
-          <w:hyperlink w:anchor="__RefHeading___Toc3132_1895474408">
+          <w:hyperlink w:anchor="__RefHeading___Toc3132_3839441660">
             <w:r>
               <w:rPr>
                 <w:rStyle w:val="IndexLink"/>
@@ -569,7 +569,7 @@
             </w:tabs>
             <w:rPr/>
           </w:pPr>
-          <w:hyperlink w:anchor="__RefHeading___Toc3134_1895474408">
+          <w:hyperlink w:anchor="__RefHeading___Toc3134_3839441660">
             <w:r>
               <w:rPr>
                 <w:rStyle w:val="IndexLink"/>
@@ -589,7 +589,7 @@
             </w:tabs>
             <w:rPr/>
           </w:pPr>
-          <w:hyperlink w:anchor="__RefHeading___Toc3136_1895474408">
+          <w:hyperlink w:anchor="__RefHeading___Toc3136_3839441660">
             <w:r>
               <w:rPr>
                 <w:rStyle w:val="IndexLink"/>
@@ -609,7 +609,7 @@
             </w:tabs>
             <w:rPr/>
           </w:pPr>
-          <w:hyperlink w:anchor="__RefHeading___Toc3138_1895474408">
+          <w:hyperlink w:anchor="__RefHeading___Toc3138_3839441660">
             <w:r>
               <w:rPr>
                 <w:rStyle w:val="IndexLink"/>
@@ -629,7 +629,7 @@
             </w:tabs>
             <w:rPr/>
           </w:pPr>
-          <w:hyperlink w:anchor="__RefHeading___Toc3140_1895474408">
+          <w:hyperlink w:anchor="__RefHeading___Toc3140_3839441660">
             <w:r>
               <w:rPr>
                 <w:rStyle w:val="IndexLink"/>
@@ -649,7 +649,7 @@
             </w:tabs>
             <w:rPr/>
           </w:pPr>
-          <w:hyperlink w:anchor="__RefHeading___Toc3142_1895474408">
+          <w:hyperlink w:anchor="__RefHeading___Toc3142_3839441660">
             <w:r>
               <w:rPr>
                 <w:rStyle w:val="IndexLink"/>
@@ -669,7 +669,7 @@
             </w:tabs>
             <w:rPr/>
           </w:pPr>
-          <w:hyperlink w:anchor="__RefHeading___Toc3144_1895474408">
+          <w:hyperlink w:anchor="__RefHeading___Toc3144_3839441660">
             <w:r>
               <w:rPr>
                 <w:rStyle w:val="IndexLink"/>
@@ -689,7 +689,7 @@
             </w:tabs>
             <w:rPr/>
           </w:pPr>
-          <w:hyperlink w:anchor="__RefHeading___Toc3146_1895474408">
+          <w:hyperlink w:anchor="__RefHeading___Toc3146_3839441660">
             <w:r>
               <w:rPr>
                 <w:rStyle w:val="IndexLink"/>
@@ -709,7 +709,7 @@
             </w:tabs>
             <w:rPr/>
           </w:pPr>
-          <w:hyperlink w:anchor="__RefHeading___Toc3148_1895474408">
+          <w:hyperlink w:anchor="__RefHeading___Toc3148_3839441660">
             <w:r>
               <w:rPr>
                 <w:rStyle w:val="IndexLink"/>
@@ -729,7 +729,7 @@
             </w:tabs>
             <w:rPr/>
           </w:pPr>
-          <w:hyperlink w:anchor="__RefHeading___Toc3150_1895474408">
+          <w:hyperlink w:anchor="__RefHeading___Toc3150_3839441660">
             <w:r>
               <w:rPr>
                 <w:rStyle w:val="IndexLink"/>
@@ -749,7 +749,7 @@
             </w:tabs>
             <w:rPr/>
           </w:pPr>
-          <w:hyperlink w:anchor="__RefHeading___Toc3152_1895474408">
+          <w:hyperlink w:anchor="__RefHeading___Toc3152_3839441660">
             <w:r>
               <w:rPr>
                 <w:rStyle w:val="IndexLink"/>
@@ -769,7 +769,7 @@
             </w:tabs>
             <w:rPr/>
           </w:pPr>
-          <w:hyperlink w:anchor="__RefHeading___Toc3154_1895474408">
+          <w:hyperlink w:anchor="__RefHeading___Toc3154_3839441660">
             <w:r>
               <w:rPr>
                 <w:rStyle w:val="IndexLink"/>
@@ -789,7 +789,7 @@
             </w:tabs>
             <w:rPr/>
           </w:pPr>
-          <w:hyperlink w:anchor="__RefHeading___Toc3156_1895474408">
+          <w:hyperlink w:anchor="__RefHeading___Toc3156_3839441660">
             <w:r>
               <w:rPr>
                 <w:rStyle w:val="IndexLink"/>
@@ -809,7 +809,7 @@
             </w:tabs>
             <w:rPr/>
           </w:pPr>
-          <w:hyperlink w:anchor="__RefHeading___Toc3158_1895474408">
+          <w:hyperlink w:anchor="__RefHeading___Toc3158_3839441660">
             <w:r>
               <w:rPr>
                 <w:rStyle w:val="IndexLink"/>
@@ -829,7 +829,7 @@
             </w:tabs>
             <w:rPr/>
           </w:pPr>
-          <w:hyperlink w:anchor="__RefHeading___Toc3160_1895474408">
+          <w:hyperlink w:anchor="__RefHeading___Toc3160_3839441660">
             <w:r>
               <w:rPr>
                 <w:rStyle w:val="IndexLink"/>
@@ -869,7 +869,7 @@
         <w:spacing w:lineRule="exact" w:line="240" w:before="240" w:after="120"/>
         <w:rPr/>
       </w:pPr>
-      <w:bookmarkStart w:id="1" w:name="__RefHeading___Toc3116_1895474408"/>
+      <w:bookmarkStart w:id="1" w:name="__RefHeading___Toc3116_3839441660"/>
       <w:bookmarkEnd w:id="1"/>
       <w:r>
         <w:rPr>
@@ -907,7 +907,7 @@
         <w:spacing w:lineRule="exact" w:line="240" w:before="240" w:after="120"/>
         <w:rPr/>
       </w:pPr>
-      <w:bookmarkStart w:id="2" w:name="__RefHeading___Toc3118_1895474408"/>
+      <w:bookmarkStart w:id="2" w:name="__RefHeading___Toc3118_3839441660"/>
       <w:bookmarkEnd w:id="2"/>
       <w:r>
         <w:rPr>
@@ -945,7 +945,7 @@
         <w:spacing w:lineRule="exact" w:line="240" w:before="240" w:after="120"/>
         <w:rPr/>
       </w:pPr>
-      <w:bookmarkStart w:id="3" w:name="__RefHeading___Toc3120_1895474408"/>
+      <w:bookmarkStart w:id="3" w:name="__RefHeading___Toc3120_3839441660"/>
       <w:bookmarkEnd w:id="3"/>
       <w:r>
         <w:rPr>
@@ -2259,7 +2259,7 @@
         <w:spacing w:lineRule="exact" w:line="240" w:before="240" w:after="120"/>
         <w:rPr/>
       </w:pPr>
-      <w:bookmarkStart w:id="4" w:name="__RefHeading___Toc3122_1895474408"/>
+      <w:bookmarkStart w:id="4" w:name="__RefHeading___Toc3122_3839441660"/>
       <w:bookmarkEnd w:id="4"/>
       <w:r>
         <w:rPr>
@@ -2836,7 +2836,7 @@
         <w:spacing w:lineRule="exact" w:line="240" w:before="240" w:after="120"/>
         <w:rPr/>
       </w:pPr>
-      <w:bookmarkStart w:id="5" w:name="__RefHeading___Toc3124_1895474408"/>
+      <w:bookmarkStart w:id="5" w:name="__RefHeading___Toc3124_3839441660"/>
       <w:bookmarkEnd w:id="5"/>
       <w:r>
         <w:rPr>
@@ -2874,7 +2874,7 @@
         <w:spacing w:lineRule="exact" w:line="240" w:before="240" w:after="120"/>
         <w:rPr/>
       </w:pPr>
-      <w:bookmarkStart w:id="6" w:name="__RefHeading___Toc3126_1895474408"/>
+      <w:bookmarkStart w:id="6" w:name="__RefHeading___Toc3126_3839441660"/>
       <w:bookmarkEnd w:id="6"/>
       <w:r>
         <w:rPr>
@@ -2912,7 +2912,7 @@
         <w:spacing w:lineRule="exact" w:line="240" w:before="240" w:after="120"/>
         <w:rPr/>
       </w:pPr>
-      <w:bookmarkStart w:id="7" w:name="__RefHeading___Toc3128_1895474408"/>
+      <w:bookmarkStart w:id="7" w:name="__RefHeading___Toc3128_3839441660"/>
       <w:bookmarkEnd w:id="7"/>
       <w:r>
         <w:rPr>
@@ -2932,7 +2932,7 @@
         <w:spacing w:lineRule="exact" w:line="240" w:before="180" w:after="80"/>
         <w:rPr/>
       </w:pPr>
-      <w:bookmarkStart w:id="8" w:name="__RefHeading___Toc3130_1895474408"/>
+      <w:bookmarkStart w:id="8" w:name="__RefHeading___Toc3130_3839441660"/>
       <w:bookmarkEnd w:id="8"/>
       <w:r>
         <w:rPr>
@@ -2970,7 +2970,7 @@
         <w:spacing w:lineRule="exact" w:line="240" w:before="180" w:after="80"/>
         <w:rPr/>
       </w:pPr>
-      <w:bookmarkStart w:id="9" w:name="__RefHeading___Toc3132_1895474408"/>
+      <w:bookmarkStart w:id="9" w:name="__RefHeading___Toc3132_3839441660"/>
       <w:bookmarkEnd w:id="9"/>
       <w:r>
         <w:rPr>
@@ -3008,7 +3008,7 @@
         <w:spacing w:lineRule="exact" w:line="240" w:before="180" w:after="80"/>
         <w:rPr/>
       </w:pPr>
-      <w:bookmarkStart w:id="10" w:name="__RefHeading___Toc3134_1895474408"/>
+      <w:bookmarkStart w:id="10" w:name="__RefHeading___Toc3134_3839441660"/>
       <w:bookmarkEnd w:id="10"/>
       <w:r>
         <w:rPr>
@@ -3578,7 +3578,7 @@
         <w:spacing w:lineRule="exact" w:line="240" w:before="180" w:after="80"/>
         <w:rPr/>
       </w:pPr>
-      <w:bookmarkStart w:id="11" w:name="__RefHeading___Toc3136_1895474408"/>
+      <w:bookmarkStart w:id="11" w:name="__RefHeading___Toc3136_3839441660"/>
       <w:bookmarkEnd w:id="11"/>
       <w:r>
         <w:rPr>
@@ -3616,7 +3616,7 @@
         <w:spacing w:lineRule="exact" w:line="240" w:before="240" w:after="120"/>
         <w:rPr/>
       </w:pPr>
-      <w:bookmarkStart w:id="12" w:name="__RefHeading___Toc3138_1895474408"/>
+      <w:bookmarkStart w:id="12" w:name="__RefHeading___Toc3138_3839441660"/>
       <w:bookmarkEnd w:id="12"/>
       <w:r>
         <w:rPr>
@@ -3716,7 +3716,7 @@
         <w:spacing w:lineRule="exact" w:line="240" w:before="240" w:after="120"/>
         <w:rPr/>
       </w:pPr>
-      <w:bookmarkStart w:id="13" w:name="__RefHeading___Toc3140_1895474408"/>
+      <w:bookmarkStart w:id="13" w:name="__RefHeading___Toc3140_3839441660"/>
       <w:bookmarkEnd w:id="13"/>
       <w:r>
         <w:rPr>
@@ -3754,7 +3754,7 @@
         <w:spacing w:lineRule="exact" w:line="240" w:before="240" w:after="120"/>
         <w:rPr/>
       </w:pPr>
-      <w:bookmarkStart w:id="14" w:name="__RefHeading___Toc3142_1895474408"/>
+      <w:bookmarkStart w:id="14" w:name="__RefHeading___Toc3142_3839441660"/>
       <w:bookmarkEnd w:id="14"/>
       <w:r>
         <w:rPr>
@@ -3814,7 +3814,7 @@
         <w:spacing w:lineRule="exact" w:line="240" w:before="240" w:after="120"/>
         <w:rPr/>
       </w:pPr>
-      <w:bookmarkStart w:id="15" w:name="__RefHeading___Toc3144_1895474408"/>
+      <w:bookmarkStart w:id="15" w:name="__RefHeading___Toc3144_3839441660"/>
       <w:bookmarkEnd w:id="15"/>
       <w:r>
         <w:rPr>
@@ -3852,7 +3852,7 @@
         <w:spacing w:lineRule="exact" w:line="240" w:before="240" w:after="120"/>
         <w:rPr/>
       </w:pPr>
-      <w:bookmarkStart w:id="16" w:name="__RefHeading___Toc3146_1895474408"/>
+      <w:bookmarkStart w:id="16" w:name="__RefHeading___Toc3146_3839441660"/>
       <w:bookmarkEnd w:id="16"/>
       <w:r>
         <w:rPr>
@@ -3972,7 +3972,7 @@
         <w:spacing w:lineRule="auto" w:line="240" w:before="240" w:after="60"/>
         <w:rPr/>
       </w:pPr>
-      <w:bookmarkStart w:id="17" w:name="__RefHeading___Toc3148_1895474408"/>
+      <w:bookmarkStart w:id="17" w:name="__RefHeading___Toc3148_3839441660"/>
       <w:bookmarkEnd w:id="17"/>
       <w:r>
         <w:rPr>
@@ -4002,7 +4002,7 @@
         <w:spacing w:lineRule="auto" w:line="240" w:before="180" w:after="60"/>
         <w:rPr/>
       </w:pPr>
-      <w:bookmarkStart w:id="18" w:name="__RefHeading___Toc3150_1895474408"/>
+      <w:bookmarkStart w:id="18" w:name="__RefHeading___Toc3150_3839441660"/>
       <w:bookmarkEnd w:id="18"/>
       <w:r>
         <w:rPr>
@@ -4565,7 +4565,7 @@
         <w:spacing w:lineRule="auto" w:line="240" w:before="180" w:after="60"/>
         <w:rPr/>
       </w:pPr>
-      <w:bookmarkStart w:id="19" w:name="__RefHeading___Toc3152_1895474408"/>
+      <w:bookmarkStart w:id="19" w:name="__RefHeading___Toc3152_3839441660"/>
       <w:bookmarkEnd w:id="19"/>
       <w:r>
         <w:rPr>
@@ -4629,7 +4629,7 @@
         <w:spacing w:lineRule="auto" w:line="240" w:before="180" w:after="60"/>
         <w:rPr/>
       </w:pPr>
-      <w:bookmarkStart w:id="20" w:name="__RefHeading___Toc3154_1895474408"/>
+      <w:bookmarkStart w:id="20" w:name="__RefHeading___Toc3154_3839441660"/>
       <w:bookmarkEnd w:id="20"/>
       <w:r>
         <w:rPr>
@@ -4693,7 +4693,7 @@
         <w:spacing w:lineRule="auto" w:line="240" w:before="180" w:after="60"/>
         <w:rPr/>
       </w:pPr>
-      <w:bookmarkStart w:id="21" w:name="__RefHeading___Toc3156_1895474408"/>
+      <w:bookmarkStart w:id="21" w:name="__RefHeading___Toc3156_3839441660"/>
       <w:bookmarkEnd w:id="21"/>
       <w:r>
         <w:rPr>
@@ -4737,7 +4737,7 @@
         <w:spacing w:lineRule="auto" w:line="240" w:before="180" w:after="60"/>
         <w:rPr/>
       </w:pPr>
-      <w:bookmarkStart w:id="22" w:name="__RefHeading___Toc3158_1895474408"/>
+      <w:bookmarkStart w:id="22" w:name="__RefHeading___Toc3158_3839441660"/>
       <w:bookmarkEnd w:id="22"/>
       <w:r>
         <w:rPr>
@@ -4767,7 +4767,7 @@
         <w:spacing w:lineRule="exact" w:line="240" w:before="240" w:after="120"/>
         <w:rPr/>
       </w:pPr>
-      <w:bookmarkStart w:id="23" w:name="__RefHeading___Toc3160_1895474408"/>
+      <w:bookmarkStart w:id="23" w:name="__RefHeading___Toc3160_3839441660"/>
       <w:bookmarkEnd w:id="23"/>
       <w:r>
         <w:rPr>
